--- a/data/gold/results/19_tables_of_record/danish_health_footprint_tables_of_record.docx
+++ b/data/gold/results/19_tables_of_record/danish_health_footprint_tables_of_record.docx
@@ -28,7 +28,7 @@
         <w:rPr>
           <w:sz w:val="21"/>
         </w:rPr>
-        <w:t>Every table below is generated from the study's gold fact tables rather than transcribed, so the document can be regenerated whenever a number moves and no figure in it can drift from the pipeline that produced it. Each table states the file it was read from. Where an earlier version of a table is known to be circulating with a value that later work superseded, the note says so and says why.</w:t>
+        <w:t>Every table below is generated from the study's gold fact tables rather than transcribed, so the document can be regenerated whenever a number moves and no figure in it can drift from the pipeline that produced it. Each table states the file it was read from. Where an earlier version of a table is known to be circulating with a value that later work superseded, the note says so and says why. Values are carried at the precision the pipeline reports, because the purpose of this document is to fix the record; the three-significant-figure rule applies to the manuscript prose, not to the register behind it.</w:t>
       </w:r>
     </w:p>
     <w:p>
@@ -6220,7 +6220,7 @@
                 <w:rFonts w:ascii="Calibri" w:hAnsi="Calibri"/>
                 <w:sz w:val="18"/>
               </w:rPr>
-              <w:t>78.758</w:t>
+              <w:t>78.8</w:t>
             </w:r>
           </w:p>
         </w:tc>
@@ -6253,7 +6253,7 @@
                 <w:rFonts w:ascii="Calibri" w:hAnsi="Calibri"/>
                 <w:sz w:val="18"/>
               </w:rPr>
-              <w:t>9.289</w:t>
+              <w:t>9.29</w:t>
             </w:r>
           </w:p>
         </w:tc>
@@ -6286,7 +6286,7 @@
                 <w:rFonts w:ascii="Calibri" w:hAnsi="Calibri"/>
                 <w:sz w:val="18"/>
               </w:rPr>
-              <w:t>6.727</w:t>
+              <w:t>6.73</w:t>
             </w:r>
           </w:p>
         </w:tc>
@@ -6319,7 +6319,7 @@
                 <w:rFonts w:ascii="Calibri" w:hAnsi="Calibri"/>
                 <w:sz w:val="18"/>
               </w:rPr>
-              <w:t>5.121</w:t>
+              <w:t>5.12</w:t>
             </w:r>
           </w:p>
         </w:tc>
@@ -6352,7 +6352,7 @@
                 <w:rFonts w:ascii="Calibri" w:hAnsi="Calibri"/>
                 <w:sz w:val="18"/>
               </w:rPr>
-              <w:t>0.093</w:t>
+              <w:t>0.0934</w:t>
             </w:r>
           </w:p>
         </w:tc>
@@ -6385,7 +6385,7 @@
                 <w:rFonts w:ascii="Calibri" w:hAnsi="Calibri"/>
                 <w:sz w:val="18"/>
               </w:rPr>
-              <w:t>0.009</w:t>
+              <w:t>0.00863</w:t>
             </w:r>
           </w:p>
         </w:tc>
@@ -6418,7 +6418,7 @@
                 <w:rFonts w:ascii="Calibri" w:hAnsi="Calibri"/>
                 <w:sz w:val="18"/>
               </w:rPr>
-              <w:t>0.002</w:t>
+              <w:t>0.00195</w:t>
             </w:r>
           </w:p>
         </w:tc>

--- a/data/gold/results/19_tables_of_record/danish_health_footprint_tables_of_record.docx
+++ b/data/gold/results/19_tables_of_record/danish_health_footprint_tables_of_record.docx
@@ -39,7 +39,7 @@
         </w:rPr>
         <w:t>Model: EXIOBASE v3.8.2 IOT_2022_ixi with Danish sea-transport reallocation (Rørmose Jensen &amp; Iliev 2022)</w:t>
         <w:br/>
-        <w:t>Generated: 2026-09-08</w:t>
+        <w:t>Generated: 2026-09-09</w:t>
         <w:br/>
         <w:t>Source tree: data/gold/results/</w:t>
       </w:r>
@@ -319,7 +319,7 @@
                 <w:rFonts w:ascii="Calibri" w:hAnsi="Calibri"/>
                 <w:sz w:val="18"/>
               </w:rPr>
-              <w:t>4,713.4</w:t>
+              <w:t>4,712.4</w:t>
             </w:r>
           </w:p>
         </w:tc>
@@ -336,7 +336,7 @@
                 <w:rFonts w:ascii="Calibri" w:hAnsi="Calibri"/>
                 <w:sz w:val="18"/>
               </w:rPr>
-              <w:t>802.5</w:t>
+              <w:t>802.3</w:t>
             </w:r>
           </w:p>
         </w:tc>
@@ -951,7 +951,7 @@
                 <w:rFonts w:ascii="Calibri" w:hAnsi="Calibri"/>
                 <w:sz w:val="18"/>
               </w:rPr>
-              <w:t>4,713.4</w:t>
+              <w:t>4,712.4</w:t>
             </w:r>
           </w:p>
         </w:tc>
@@ -1798,7 +1798,7 @@
                 <w:rFonts w:ascii="Calibri" w:hAnsi="Calibri"/>
                 <w:sz w:val="18"/>
               </w:rPr>
-              <w:t>131.1</w:t>
+              <w:t>130.1</w:t>
             </w:r>
           </w:p>
         </w:tc>
@@ -1815,7 +1815,7 @@
                 <w:rFonts w:ascii="Calibri" w:hAnsi="Calibri"/>
                 <w:sz w:val="18"/>
               </w:rPr>
-              <w:t>-33.3</w:t>
+              <w:t>-34.2</w:t>
             </w:r>
           </w:p>
         </w:tc>
@@ -2402,7 +2402,7 @@
                 <w:rFonts w:ascii="Calibri" w:hAnsi="Calibri"/>
                 <w:sz w:val="18"/>
               </w:rPr>
-              <w:t>131.08</w:t>
+              <w:t>130.13</w:t>
             </w:r>
           </w:p>
         </w:tc>
@@ -2470,7 +2470,7 @@
                 <w:rFonts w:ascii="Calibri" w:hAnsi="Calibri"/>
                 <w:sz w:val="18"/>
               </w:rPr>
-              <w:t>4,711.53</w:t>
+              <w:t>4,710.58</w:t>
             </w:r>
           </w:p>
         </w:tc>
@@ -5552,7 +5552,7 @@
                 <w:rFonts w:ascii="Calibri" w:hAnsi="Calibri"/>
                 <w:sz w:val="18"/>
               </w:rPr>
-              <w:t>4,713.4</w:t>
+              <w:t>4,712.4</w:t>
             </w:r>
           </w:p>
         </w:tc>
@@ -5569,7 +5569,7 @@
                 <w:rFonts w:ascii="Calibri" w:hAnsi="Calibri"/>
                 <w:sz w:val="18"/>
               </w:rPr>
-              <w:t>4,734.7</w:t>
+              <w:t>4,733.7</w:t>
             </w:r>
           </w:p>
         </w:tc>
@@ -5586,7 +5586,7 @@
                 <w:rFonts w:ascii="Calibri" w:hAnsi="Calibri"/>
                 <w:sz w:val="18"/>
               </w:rPr>
-              <w:t>4,064.5</w:t>
+              <w:t>4,063.6</w:t>
             </w:r>
           </w:p>
         </w:tc>
@@ -5603,7 +5603,7 @@
                 <w:rFonts w:ascii="Calibri" w:hAnsi="Calibri"/>
                 <w:sz w:val="18"/>
               </w:rPr>
-              <w:t>5,532.2</w:t>
+              <w:t>5,531.3</w:t>
             </w:r>
           </w:p>
         </w:tc>
@@ -6385,7 +6385,7 @@
                 <w:rFonts w:ascii="Calibri" w:hAnsi="Calibri"/>
                 <w:sz w:val="18"/>
               </w:rPr>
-              <w:t>0.00863</w:t>
+              <w:t>0.00737</w:t>
             </w:r>
           </w:p>
         </w:tc>
@@ -6547,7 +6547,7 @@
                 <w:rFonts w:ascii="Calibri" w:hAnsi="Calibri"/>
                 <w:sz w:val="18"/>
               </w:rPr>
-              <w:t>4,713.4</w:t>
+              <w:t>4,712.4</w:t>
             </w:r>
           </w:p>
         </w:tc>
@@ -6594,7 +6594,7 @@
                 <w:rFonts w:ascii="Calibri" w:hAnsi="Calibri"/>
                 <w:sz w:val="18"/>
               </w:rPr>
-              <w:t>-2,356.7</w:t>
+              <w:t>-2,356.2</w:t>
             </w:r>
           </w:p>
         </w:tc>
@@ -6641,7 +6641,7 @@
                 <w:rFonts w:ascii="Calibri" w:hAnsi="Calibri"/>
                 <w:sz w:val="18"/>
               </w:rPr>
-              <w:t>-361.4</w:t>
+              <w:t>-360.9</w:t>
             </w:r>
           </w:p>
         </w:tc>
@@ -6688,7 +6688,7 @@
                 <w:rFonts w:ascii="Calibri" w:hAnsi="Calibri"/>
                 <w:sz w:val="18"/>
               </w:rPr>
-              <w:t>-361.6</w:t>
+              <w:t>-361.2</w:t>
             </w:r>
           </w:p>
         </w:tc>
@@ -6829,7 +6829,7 @@
                 <w:rFonts w:ascii="Calibri" w:hAnsi="Calibri"/>
                 <w:sz w:val="18"/>
               </w:rPr>
-              <w:t>-633.9</w:t>
+              <w:t>-633.4</w:t>
             </w:r>
           </w:p>
         </w:tc>
@@ -6923,7 +6923,7 @@
                 <w:rFonts w:ascii="Calibri" w:hAnsi="Calibri"/>
                 <w:sz w:val="18"/>
               </w:rPr>
-              <w:t>-284.6</w:t>
+              <w:t>-284.2</w:t>
             </w:r>
           </w:p>
         </w:tc>
@@ -7017,7 +7017,7 @@
                 <w:rFonts w:ascii="Calibri" w:hAnsi="Calibri"/>
                 <w:sz w:val="18"/>
               </w:rPr>
-              <w:t>848.4</w:t>
+              <w:t>848.2</w:t>
             </w:r>
           </w:p>
         </w:tc>
@@ -7064,7 +7064,7 @@
                 <w:rFonts w:ascii="Calibri" w:hAnsi="Calibri"/>
                 <w:sz w:val="18"/>
               </w:rPr>
-              <w:t>214.5</w:t>
+              <w:t>214.8</w:t>
             </w:r>
           </w:p>
         </w:tc>
@@ -7271,7 +7271,7 @@
                 <w:rFonts w:ascii="Calibri" w:hAnsi="Calibri"/>
                 <w:sz w:val="18"/>
               </w:rPr>
-              <w:t>-13.45</w:t>
+              <w:t>-13.44</w:t>
             </w:r>
           </w:p>
         </w:tc>
@@ -7372,7 +7372,7 @@
                 <w:rFonts w:ascii="Calibri" w:hAnsi="Calibri"/>
                 <w:sz w:val="18"/>
               </w:rPr>
-              <w:t>-7.67</w:t>
+              <w:t>-7.66</w:t>
             </w:r>
           </w:p>
         </w:tc>
@@ -7675,7 +7675,7 @@
                 <w:rFonts w:ascii="Calibri" w:hAnsi="Calibri"/>
                 <w:sz w:val="18"/>
               </w:rPr>
-              <w:t>-6.04</w:t>
+              <w:t>-6.03</w:t>
             </w:r>
           </w:p>
         </w:tc>
@@ -9392,7 +9392,7 @@
                 <w:rFonts w:ascii="Calibri" w:hAnsi="Calibri"/>
                 <w:sz w:val="18"/>
               </w:rPr>
-              <w:t>-0.12</w:t>
+              <w:t>-0.11</w:t>
             </w:r>
           </w:p>
         </w:tc>
@@ -9493,7 +9493,7 @@
                 <w:rFonts w:ascii="Calibri" w:hAnsi="Calibri"/>
                 <w:sz w:val="18"/>
               </w:rPr>
-              <w:t>-0.08</w:t>
+              <w:t>-0.07</w:t>
             </w:r>
           </w:p>
         </w:tc>

--- a/data/gold/results/19_tables_of_record/danish_health_footprint_tables_of_record.docx
+++ b/data/gold/results/19_tables_of_record/danish_health_footprint_tables_of_record.docx
@@ -6688,7 +6688,7 @@
                 <w:rFonts w:ascii="Calibri" w:hAnsi="Calibri"/>
                 <w:sz w:val="18"/>
               </w:rPr>
-              <w:t>-361.2</w:t>
+              <w:t>-361.1</w:t>
             </w:r>
           </w:p>
         </w:tc>
@@ -6829,7 +6829,7 @@
                 <w:rFonts w:ascii="Calibri" w:hAnsi="Calibri"/>
                 <w:sz w:val="18"/>
               </w:rPr>
-              <w:t>-633.4</w:t>
+              <w:t>-460.6</w:t>
             </w:r>
           </w:p>
         </w:tc>
@@ -6876,7 +6876,7 @@
                 <w:rFonts w:ascii="Calibri" w:hAnsi="Calibri"/>
                 <w:sz w:val="18"/>
               </w:rPr>
-              <w:t>26.9</w:t>
+              <w:t>19.5</w:t>
             </w:r>
           </w:p>
         </w:tc>
@@ -6923,7 +6923,7 @@
                 <w:rFonts w:ascii="Calibri" w:hAnsi="Calibri"/>
                 <w:sz w:val="18"/>
               </w:rPr>
-              <w:t>-284.2</w:t>
+              <w:t>-280.9</w:t>
             </w:r>
           </w:p>
         </w:tc>
@@ -6970,7 +6970,7 @@
                 <w:rFonts w:ascii="Calibri" w:hAnsi="Calibri"/>
                 <w:sz w:val="18"/>
               </w:rPr>
-              <w:t>76.8</w:t>
+              <w:t>80.0</w:t>
             </w:r>
           </w:p>
         </w:tc>
@@ -7064,7 +7064,7 @@
                 <w:rFonts w:ascii="Calibri" w:hAnsi="Calibri"/>
                 <w:sz w:val="18"/>
               </w:rPr>
-              <w:t>214.8</w:t>
+              <w:t>387.6</w:t>
             </w:r>
           </w:p>
         </w:tc>
@@ -7271,7 +7271,7 @@
                 <w:rFonts w:ascii="Calibri" w:hAnsi="Calibri"/>
                 <w:sz w:val="18"/>
               </w:rPr>
-              <w:t>-13.44</w:t>
+              <w:t>-9.77</w:t>
             </w:r>
           </w:p>
         </w:tc>
@@ -7288,7 +7288,7 @@
                 <w:rFonts w:ascii="Calibri" w:hAnsi="Calibri"/>
                 <w:sz w:val="18"/>
               </w:rPr>
-              <w:t>-4.78</w:t>
+              <w:t>-4.56</w:t>
             </w:r>
           </w:p>
         </w:tc>
@@ -7322,7 +7322,7 @@
                 <w:rFonts w:ascii="Calibri" w:hAnsi="Calibri"/>
                 <w:sz w:val="18"/>
               </w:rPr>
-              <w:t>-1.44</w:t>
+              <w:t>-1.42</w:t>
             </w:r>
           </w:p>
         </w:tc>
@@ -7339,7 +7339,7 @@
                 <w:rFonts w:ascii="Calibri" w:hAnsi="Calibri"/>
                 <w:sz w:val="18"/>
               </w:rPr>
-              <w:t>-3.41</w:t>
+              <w:t>-2.58</w:t>
             </w:r>
           </w:p>
         </w:tc>
@@ -7456,7 +7456,7 @@
                 <w:rFonts w:ascii="Calibri" w:hAnsi="Calibri"/>
                 <w:sz w:val="18"/>
               </w:rPr>
-              <w:t>B1  KF22 to 2035</w:t>
+              <w:t>B1G  KF22 to 2035</w:t>
             </w:r>
           </w:p>
         </w:tc>
@@ -7557,7 +7557,7 @@
                 <w:rFonts w:ascii="Calibri" w:hAnsi="Calibri"/>
                 <w:sz w:val="18"/>
               </w:rPr>
-              <w:t>B1  KF22 to 2030</w:t>
+              <w:t>B1G  KF22 to 2030</w:t>
             </w:r>
           </w:p>
         </w:tc>
@@ -7658,7 +7658,7 @@
                 <w:rFonts w:ascii="Calibri" w:hAnsi="Calibri"/>
                 <w:sz w:val="18"/>
               </w:rPr>
-              <w:t>C2  maximum modelled, with rebound</w:t>
+              <w:t>B1G  KF25 to 2035</w:t>
             </w:r>
           </w:p>
         </w:tc>
@@ -7675,7 +7675,7 @@
                 <w:rFonts w:ascii="Calibri" w:hAnsi="Calibri"/>
                 <w:sz w:val="18"/>
               </w:rPr>
-              <w:t>-6.03</w:t>
+              <w:t>-5.99</w:t>
             </w:r>
           </w:p>
         </w:tc>
@@ -7692,7 +7692,7 @@
                 <w:rFonts w:ascii="Calibri" w:hAnsi="Calibri"/>
                 <w:sz w:val="18"/>
               </w:rPr>
-              <w:t>-2.63</w:t>
+              <w:t>-0.20</w:t>
             </w:r>
           </w:p>
         </w:tc>
@@ -7709,7 +7709,7 @@
                 <w:rFonts w:ascii="Calibri" w:hAnsi="Calibri"/>
                 <w:sz w:val="18"/>
               </w:rPr>
-              <w:t>0.63</w:t>
+              <w:t>-0.00</w:t>
             </w:r>
           </w:p>
         </w:tc>
@@ -7726,7 +7726,7 @@
                 <w:rFonts w:ascii="Calibri" w:hAnsi="Calibri"/>
                 <w:sz w:val="18"/>
               </w:rPr>
-              <w:t>0.58</w:t>
+              <w:t>-0.02</w:t>
             </w:r>
           </w:p>
         </w:tc>
@@ -7743,7 +7743,7 @@
                 <w:rFonts w:ascii="Calibri" w:hAnsi="Calibri"/>
                 <w:sz w:val="18"/>
               </w:rPr>
-              <w:t>0.27</w:t>
+              <w:t>-1.89</w:t>
             </w:r>
           </w:p>
         </w:tc>
@@ -7759,7 +7759,7 @@
                 <w:rFonts w:ascii="Calibri" w:hAnsi="Calibri"/>
                 <w:sz w:val="18"/>
               </w:rPr>
-              <w:t>B1  KF25 to 2035</w:t>
+              <w:t>C2  maximum modelled, with rebound</w:t>
             </w:r>
           </w:p>
         </w:tc>
@@ -7776,7 +7776,7 @@
                 <w:rFonts w:ascii="Calibri" w:hAnsi="Calibri"/>
                 <w:sz w:val="18"/>
               </w:rPr>
-              <w:t>-5.99</w:t>
+              <w:t>-5.96</w:t>
             </w:r>
           </w:p>
         </w:tc>
@@ -7793,7 +7793,7 @@
                 <w:rFonts w:ascii="Calibri" w:hAnsi="Calibri"/>
                 <w:sz w:val="18"/>
               </w:rPr>
-              <w:t>-0.20</w:t>
+              <w:t>-2.52</w:t>
             </w:r>
           </w:p>
         </w:tc>
@@ -7810,7 +7810,7 @@
                 <w:rFonts w:ascii="Calibri" w:hAnsi="Calibri"/>
                 <w:sz w:val="18"/>
               </w:rPr>
-              <w:t>-0.00</w:t>
+              <w:t>0.76</w:t>
             </w:r>
           </w:p>
         </w:tc>
@@ -7827,7 +7827,7 @@
                 <w:rFonts w:ascii="Calibri" w:hAnsi="Calibri"/>
                 <w:sz w:val="18"/>
               </w:rPr>
-              <w:t>-0.02</w:t>
+              <w:t>0.71</w:t>
             </w:r>
           </w:p>
         </w:tc>
@@ -7844,7 +7844,7 @@
                 <w:rFonts w:ascii="Calibri" w:hAnsi="Calibri"/>
                 <w:sz w:val="18"/>
               </w:rPr>
-              <w:t>-1.89</w:t>
+              <w:t>0.36</w:t>
             </w:r>
           </w:p>
         </w:tc>
@@ -7860,7 +7860,7 @@
                 <w:rFonts w:ascii="Calibri" w:hAnsi="Calibri"/>
                 <w:sz w:val="18"/>
               </w:rPr>
-              <w:t>B1  KF25 to 2030</w:t>
+              <w:t>B1G  KF25 to 2030</w:t>
             </w:r>
           </w:p>
         </w:tc>
@@ -8062,6 +8062,309 @@
                 <w:rFonts w:ascii="Calibri" w:hAnsi="Calibri"/>
                 <w:sz w:val="18"/>
               </w:rPr>
+              <w:t>B1  KF22 to 2035</w:t>
+            </w:r>
+          </w:p>
+        </w:tc>
+        <w:tc>
+          <w:tcPr>
+            <w:tcW w:type="dxa" w:w="1656"/>
+          </w:tcPr>
+          <w:p>
+            <w:pPr>
+              <w:jc w:val="right"/>
+            </w:pPr>
+            <w:r>
+              <w:rPr>
+                <w:rFonts w:ascii="Calibri" w:hAnsi="Calibri"/>
+                <w:sz w:val="18"/>
+              </w:rPr>
+              <w:t>-3.09</w:t>
+            </w:r>
+          </w:p>
+        </w:tc>
+        <w:tc>
+          <w:tcPr>
+            <w:tcW w:type="dxa" w:w="1656"/>
+          </w:tcPr>
+          <w:p>
+            <w:pPr>
+              <w:jc w:val="right"/>
+            </w:pPr>
+            <w:r>
+              <w:rPr>
+                <w:rFonts w:ascii="Calibri" w:hAnsi="Calibri"/>
+                <w:sz w:val="18"/>
+              </w:rPr>
+              <w:t>0.00</w:t>
+            </w:r>
+          </w:p>
+        </w:tc>
+        <w:tc>
+          <w:tcPr>
+            <w:tcW w:type="dxa" w:w="1656"/>
+          </w:tcPr>
+          <w:p>
+            <w:pPr>
+              <w:jc w:val="right"/>
+            </w:pPr>
+            <w:r>
+              <w:rPr>
+                <w:rFonts w:ascii="Calibri" w:hAnsi="Calibri"/>
+                <w:sz w:val="18"/>
+              </w:rPr>
+              <w:t>-0.00</w:t>
+            </w:r>
+          </w:p>
+        </w:tc>
+        <w:tc>
+          <w:tcPr>
+            <w:tcW w:type="dxa" w:w="1656"/>
+          </w:tcPr>
+          <w:p>
+            <w:pPr>
+              <w:jc w:val="right"/>
+            </w:pPr>
+            <w:r>
+              <w:rPr>
+                <w:rFonts w:ascii="Calibri" w:hAnsi="Calibri"/>
+                <w:sz w:val="18"/>
+              </w:rPr>
+              <w:t>0.00</w:t>
+            </w:r>
+          </w:p>
+        </w:tc>
+        <w:tc>
+          <w:tcPr>
+            <w:tcW w:type="dxa" w:w="1656"/>
+          </w:tcPr>
+          <w:p>
+            <w:pPr>
+              <w:jc w:val="right"/>
+            </w:pPr>
+            <w:r>
+              <w:rPr>
+                <w:rFonts w:ascii="Calibri" w:hAnsi="Calibri"/>
+                <w:sz w:val="18"/>
+              </w:rPr>
+              <w:t>-1.30</w:t>
+            </w:r>
+          </w:p>
+        </w:tc>
+      </w:tr>
+      <w:tr>
+        <w:tc>
+          <w:tcPr>
+            <w:tcW w:type="dxa" w:w="1656"/>
+          </w:tcPr>
+          <w:p>
+            <w:r>
+              <w:rPr>
+                <w:rFonts w:ascii="Calibri" w:hAnsi="Calibri"/>
+                <w:sz w:val="18"/>
+              </w:rPr>
+              <w:t>B1  KF22 to 2030</w:t>
+            </w:r>
+          </w:p>
+        </w:tc>
+        <w:tc>
+          <w:tcPr>
+            <w:tcW w:type="dxa" w:w="1656"/>
+          </w:tcPr>
+          <w:p>
+            <w:pPr>
+              <w:jc w:val="right"/>
+            </w:pPr>
+            <w:r>
+              <w:rPr>
+                <w:rFonts w:ascii="Calibri" w:hAnsi="Calibri"/>
+                <w:sz w:val="18"/>
+              </w:rPr>
+              <w:t>-3.05</w:t>
+            </w:r>
+          </w:p>
+        </w:tc>
+        <w:tc>
+          <w:tcPr>
+            <w:tcW w:type="dxa" w:w="1656"/>
+          </w:tcPr>
+          <w:p>
+            <w:pPr>
+              <w:jc w:val="right"/>
+            </w:pPr>
+            <w:r>
+              <w:rPr>
+                <w:rFonts w:ascii="Calibri" w:hAnsi="Calibri"/>
+                <w:sz w:val="18"/>
+              </w:rPr>
+              <w:t>0.00</w:t>
+            </w:r>
+          </w:p>
+        </w:tc>
+        <w:tc>
+          <w:tcPr>
+            <w:tcW w:type="dxa" w:w="1656"/>
+          </w:tcPr>
+          <w:p>
+            <w:pPr>
+              <w:jc w:val="right"/>
+            </w:pPr>
+            <w:r>
+              <w:rPr>
+                <w:rFonts w:ascii="Calibri" w:hAnsi="Calibri"/>
+                <w:sz w:val="18"/>
+              </w:rPr>
+              <w:t>-0.00</w:t>
+            </w:r>
+          </w:p>
+        </w:tc>
+        <w:tc>
+          <w:tcPr>
+            <w:tcW w:type="dxa" w:w="1656"/>
+          </w:tcPr>
+          <w:p>
+            <w:pPr>
+              <w:jc w:val="right"/>
+            </w:pPr>
+            <w:r>
+              <w:rPr>
+                <w:rFonts w:ascii="Calibri" w:hAnsi="Calibri"/>
+                <w:sz w:val="18"/>
+              </w:rPr>
+              <w:t>0.00</w:t>
+            </w:r>
+          </w:p>
+        </w:tc>
+        <w:tc>
+          <w:tcPr>
+            <w:tcW w:type="dxa" w:w="1656"/>
+          </w:tcPr>
+          <w:p>
+            <w:pPr>
+              <w:jc w:val="right"/>
+            </w:pPr>
+            <w:r>
+              <w:rPr>
+                <w:rFonts w:ascii="Calibri" w:hAnsi="Calibri"/>
+                <w:sz w:val="18"/>
+              </w:rPr>
+              <w:t>-1.28</w:t>
+            </w:r>
+          </w:p>
+        </w:tc>
+      </w:tr>
+      <w:tr>
+        <w:tc>
+          <w:tcPr>
+            <w:tcW w:type="dxa" w:w="1656"/>
+          </w:tcPr>
+          <w:p>
+            <w:r>
+              <w:rPr>
+                <w:rFonts w:ascii="Calibri" w:hAnsi="Calibri"/>
+                <w:sz w:val="18"/>
+              </w:rPr>
+              <w:t>B1  KF25 to 2035</w:t>
+            </w:r>
+          </w:p>
+        </w:tc>
+        <w:tc>
+          <w:tcPr>
+            <w:tcW w:type="dxa" w:w="1656"/>
+          </w:tcPr>
+          <w:p>
+            <w:pPr>
+              <w:jc w:val="right"/>
+            </w:pPr>
+            <w:r>
+              <w:rPr>
+                <w:rFonts w:ascii="Calibri" w:hAnsi="Calibri"/>
+                <w:sz w:val="18"/>
+              </w:rPr>
+              <w:t>-2.72</w:t>
+            </w:r>
+          </w:p>
+        </w:tc>
+        <w:tc>
+          <w:tcPr>
+            <w:tcW w:type="dxa" w:w="1656"/>
+          </w:tcPr>
+          <w:p>
+            <w:pPr>
+              <w:jc w:val="right"/>
+            </w:pPr>
+            <w:r>
+              <w:rPr>
+                <w:rFonts w:ascii="Calibri" w:hAnsi="Calibri"/>
+                <w:sz w:val="18"/>
+              </w:rPr>
+              <w:t>0.00</w:t>
+            </w:r>
+          </w:p>
+        </w:tc>
+        <w:tc>
+          <w:tcPr>
+            <w:tcW w:type="dxa" w:w="1656"/>
+          </w:tcPr>
+          <w:p>
+            <w:pPr>
+              <w:jc w:val="right"/>
+            </w:pPr>
+            <w:r>
+              <w:rPr>
+                <w:rFonts w:ascii="Calibri" w:hAnsi="Calibri"/>
+                <w:sz w:val="18"/>
+              </w:rPr>
+              <w:t>-0.00</w:t>
+            </w:r>
+          </w:p>
+        </w:tc>
+        <w:tc>
+          <w:tcPr>
+            <w:tcW w:type="dxa" w:w="1656"/>
+          </w:tcPr>
+          <w:p>
+            <w:pPr>
+              <w:jc w:val="right"/>
+            </w:pPr>
+            <w:r>
+              <w:rPr>
+                <w:rFonts w:ascii="Calibri" w:hAnsi="Calibri"/>
+                <w:sz w:val="18"/>
+              </w:rPr>
+              <w:t>0.00</w:t>
+            </w:r>
+          </w:p>
+        </w:tc>
+        <w:tc>
+          <w:tcPr>
+            <w:tcW w:type="dxa" w:w="1656"/>
+          </w:tcPr>
+          <w:p>
+            <w:pPr>
+              <w:jc w:val="right"/>
+            </w:pPr>
+            <w:r>
+              <w:rPr>
+                <w:rFonts w:ascii="Calibri" w:hAnsi="Calibri"/>
+                <w:sz w:val="18"/>
+              </w:rPr>
+              <w:t>-1.14</w:t>
+            </w:r>
+          </w:p>
+        </w:tc>
+      </w:tr>
+      <w:tr>
+        <w:tc>
+          <w:tcPr>
+            <w:tcW w:type="dxa" w:w="1656"/>
+          </w:tcPr>
+          <w:p>
+            <w:r>
+              <w:rPr>
+                <w:rFonts w:ascii="Calibri" w:hAnsi="Calibri"/>
+                <w:sz w:val="18"/>
+              </w:rPr>
               <w:t>P5  -20%</w:t>
             </w:r>
           </w:p>
@@ -8148,6 +8451,107 @@
                 <w:sz w:val="18"/>
               </w:rPr>
               <w:t>0.00</w:t>
+            </w:r>
+          </w:p>
+        </w:tc>
+      </w:tr>
+      <w:tr>
+        <w:tc>
+          <w:tcPr>
+            <w:tcW w:type="dxa" w:w="1656"/>
+          </w:tcPr>
+          <w:p>
+            <w:r>
+              <w:rPr>
+                <w:rFonts w:ascii="Calibri" w:hAnsi="Calibri"/>
+                <w:sz w:val="18"/>
+              </w:rPr>
+              <w:t>B1  KF25 to 2030</w:t>
+            </w:r>
+          </w:p>
+        </w:tc>
+        <w:tc>
+          <w:tcPr>
+            <w:tcW w:type="dxa" w:w="1656"/>
+          </w:tcPr>
+          <w:p>
+            <w:pPr>
+              <w:jc w:val="right"/>
+            </w:pPr>
+            <w:r>
+              <w:rPr>
+                <w:rFonts w:ascii="Calibri" w:hAnsi="Calibri"/>
+                <w:sz w:val="18"/>
+              </w:rPr>
+              <w:t>-2.60</w:t>
+            </w:r>
+          </w:p>
+        </w:tc>
+        <w:tc>
+          <w:tcPr>
+            <w:tcW w:type="dxa" w:w="1656"/>
+          </w:tcPr>
+          <w:p>
+            <w:pPr>
+              <w:jc w:val="right"/>
+            </w:pPr>
+            <w:r>
+              <w:rPr>
+                <w:rFonts w:ascii="Calibri" w:hAnsi="Calibri"/>
+                <w:sz w:val="18"/>
+              </w:rPr>
+              <w:t>0.00</w:t>
+            </w:r>
+          </w:p>
+        </w:tc>
+        <w:tc>
+          <w:tcPr>
+            <w:tcW w:type="dxa" w:w="1656"/>
+          </w:tcPr>
+          <w:p>
+            <w:pPr>
+              <w:jc w:val="right"/>
+            </w:pPr>
+            <w:r>
+              <w:rPr>
+                <w:rFonts w:ascii="Calibri" w:hAnsi="Calibri"/>
+                <w:sz w:val="18"/>
+              </w:rPr>
+              <w:t>-0.00</w:t>
+            </w:r>
+          </w:p>
+        </w:tc>
+        <w:tc>
+          <w:tcPr>
+            <w:tcW w:type="dxa" w:w="1656"/>
+          </w:tcPr>
+          <w:p>
+            <w:pPr>
+              <w:jc w:val="right"/>
+            </w:pPr>
+            <w:r>
+              <w:rPr>
+                <w:rFonts w:ascii="Calibri" w:hAnsi="Calibri"/>
+                <w:sz w:val="18"/>
+              </w:rPr>
+              <w:t>0.00</w:t>
+            </w:r>
+          </w:p>
+        </w:tc>
+        <w:tc>
+          <w:tcPr>
+            <w:tcW w:type="dxa" w:w="1656"/>
+          </w:tcPr>
+          <w:p>
+            <w:pPr>
+              <w:jc w:val="right"/>
+            </w:pPr>
+            <w:r>
+              <w:rPr>
+                <w:rFonts w:ascii="Calibri" w:hAnsi="Calibri"/>
+                <w:sz w:val="18"/>
+              </w:rPr>
+              <w:t>-1.09</w:t>
             </w:r>
           </w:p>
         </w:tc>

--- a/data/gold/results/19_tables_of_record/danish_health_footprint_tables_of_record.docx
+++ b/data/gold/results/19_tables_of_record/danish_health_footprint_tables_of_record.docx
@@ -4821,558 +4821,6 @@
           <w:sz w:val="17"/>
         </w:rPr>
         <w:t>Source. 11_capital_gfcf/capital_scenarios_by_indicator.csv</w:t>
-      </w:r>
-    </w:p>
-    <w:p/>
-    <w:p>
-      <w:r>
-        <w:rPr>
-          <w:rFonts w:ascii="Cambria" w:hAnsi="Cambria"/>
-          <w:b/>
-          <w:color w:val="0B4F4A"/>
-          <w:sz w:val="22"/>
-        </w:rPr>
-        <w:t>Table 9. The function split is an expenditure ranking, not an intensity finding</w:t>
-      </w:r>
-    </w:p>
-    <w:tbl>
-      <w:tblPr>
-        <w:tblStyle w:val="TableGrid"/>
-        <w:tblW w:type="auto" w:w="0"/>
-        <w:jc w:val="left"/>
-        <w:tblLook w:firstColumn="1" w:firstRow="1" w:lastColumn="0" w:lastRow="0" w:noHBand="0" w:noVBand="1" w:val="04A0"/>
-      </w:tblPr>
-      <w:tblGrid>
-        <w:gridCol w:w="1987"/>
-        <w:gridCol w:w="1987"/>
-        <w:gridCol w:w="1987"/>
-        <w:gridCol w:w="1987"/>
-        <w:gridCol w:w="1987"/>
-      </w:tblGrid>
-      <w:tr>
-        <w:tc>
-          <w:tcPr>
-            <w:tcW w:type="dxa" w:w="1987"/>
-            <w:shd w:val="clear" w:fill="0B4F4A"/>
-          </w:tcPr>
-          <w:p>
-            <w:r>
-              <w:rPr>
-                <w:rFonts w:ascii="Calibri" w:hAnsi="Calibri"/>
-                <w:b/>
-                <w:sz w:val="18"/>
-                <w:color w:val="FFFFFF"/>
-              </w:rPr>
-              <w:t>Function</w:t>
-            </w:r>
-          </w:p>
-        </w:tc>
-        <w:tc>
-          <w:tcPr>
-            <w:tcW w:type="dxa" w:w="1987"/>
-            <w:shd w:val="clear" w:fill="0B4F4A"/>
-          </w:tcPr>
-          <w:p>
-            <w:r>
-              <w:rPr>
-                <w:rFonts w:ascii="Calibri" w:hAnsi="Calibri"/>
-                <w:b/>
-                <w:sz w:val="18"/>
-                <w:color w:val="FFFFFF"/>
-              </w:rPr>
-              <w:t>Expenditure (M.EUR)</w:t>
-            </w:r>
-          </w:p>
-        </w:tc>
-        <w:tc>
-          <w:tcPr>
-            <w:tcW w:type="dxa" w:w="1987"/>
-            <w:shd w:val="clear" w:fill="0B4F4A"/>
-          </w:tcPr>
-          <w:p>
-            <w:r>
-              <w:rPr>
-                <w:rFonts w:ascii="Calibri" w:hAnsi="Calibri"/>
-                <w:b/>
-                <w:sz w:val="18"/>
-                <w:color w:val="FFFFFF"/>
-              </w:rPr>
-              <w:t>Share of spending (%)</w:t>
-            </w:r>
-          </w:p>
-        </w:tc>
-        <w:tc>
-          <w:tcPr>
-            <w:tcW w:type="dxa" w:w="1987"/>
-            <w:shd w:val="clear" w:fill="0B4F4A"/>
-          </w:tcPr>
-          <w:p>
-            <w:r>
-              <w:rPr>
-                <w:rFonts w:ascii="Calibri" w:hAnsi="Calibri"/>
-                <w:b/>
-                <w:sz w:val="18"/>
-                <w:color w:val="FFFFFF"/>
-              </w:rPr>
-              <w:t>Intensity (kt per M.EUR)</w:t>
-            </w:r>
-          </w:p>
-        </w:tc>
-        <w:tc>
-          <w:tcPr>
-            <w:tcW w:type="dxa" w:w="1987"/>
-            <w:shd w:val="clear" w:fill="0B4F4A"/>
-          </w:tcPr>
-          <w:p>
-            <w:r>
-              <w:rPr>
-                <w:rFonts w:ascii="Calibri" w:hAnsi="Calibri"/>
-                <w:b/>
-                <w:sz w:val="18"/>
-                <w:color w:val="FFFFFF"/>
-              </w:rPr>
-              <w:t>Footprint (kt CO₂-eq)</w:t>
-            </w:r>
-          </w:p>
-        </w:tc>
-      </w:tr>
-      <w:tr>
-        <w:tc>
-          <w:tcPr>
-            <w:tcW w:type="dxa" w:w="1987"/>
-          </w:tcPr>
-          <w:p>
-            <w:r>
-              <w:rPr>
-                <w:rFonts w:ascii="Calibri" w:hAnsi="Calibri"/>
-                <w:sz w:val="18"/>
-              </w:rPr>
-              <w:t>Hospital services</w:t>
-            </w:r>
-          </w:p>
-        </w:tc>
-        <w:tc>
-          <w:tcPr>
-            <w:tcW w:type="dxa" w:w="1987"/>
-          </w:tcPr>
-          <w:p>
-            <w:pPr>
-              <w:jc w:val="right"/>
-            </w:pPr>
-            <w:r>
-              <w:rPr>
-                <w:rFonts w:ascii="Calibri" w:hAnsi="Calibri"/>
-                <w:sz w:val="18"/>
-              </w:rPr>
-              <w:t>20,624</w:t>
-            </w:r>
-          </w:p>
-        </w:tc>
-        <w:tc>
-          <w:tcPr>
-            <w:tcW w:type="dxa" w:w="1987"/>
-          </w:tcPr>
-          <w:p>
-            <w:pPr>
-              <w:jc w:val="right"/>
-            </w:pPr>
-            <w:r>
-              <w:rPr>
-                <w:rFonts w:ascii="Calibri" w:hAnsi="Calibri"/>
-                <w:sz w:val="18"/>
-              </w:rPr>
-              <w:t>50.8</w:t>
-            </w:r>
-          </w:p>
-        </w:tc>
-        <w:tc>
-          <w:tcPr>
-            <w:tcW w:type="dxa" w:w="1987"/>
-          </w:tcPr>
-          <w:p>
-            <w:pPr>
-              <w:jc w:val="right"/>
-            </w:pPr>
-            <w:r>
-              <w:rPr>
-                <w:rFonts w:ascii="Calibri" w:hAnsi="Calibri"/>
-                <w:sz w:val="18"/>
-              </w:rPr>
-              <w:t>0.062</w:t>
-            </w:r>
-          </w:p>
-        </w:tc>
-        <w:tc>
-          <w:tcPr>
-            <w:tcW w:type="dxa" w:w="1987"/>
-          </w:tcPr>
-          <w:p>
-            <w:pPr>
-              <w:jc w:val="right"/>
-            </w:pPr>
-            <w:r>
-              <w:rPr>
-                <w:rFonts w:ascii="Calibri" w:hAnsi="Calibri"/>
-                <w:sz w:val="18"/>
-              </w:rPr>
-              <w:t>1,288</w:t>
-            </w:r>
-          </w:p>
-        </w:tc>
-      </w:tr>
-      <w:tr>
-        <w:tc>
-          <w:tcPr>
-            <w:tcW w:type="dxa" w:w="1987"/>
-          </w:tcPr>
-          <w:p>
-            <w:r>
-              <w:rPr>
-                <w:rFonts w:ascii="Calibri" w:hAnsi="Calibri"/>
-                <w:sz w:val="18"/>
-              </w:rPr>
-              <w:t>Residential and long-term care</w:t>
-            </w:r>
-          </w:p>
-        </w:tc>
-        <w:tc>
-          <w:tcPr>
-            <w:tcW w:type="dxa" w:w="1987"/>
-          </w:tcPr>
-          <w:p>
-            <w:pPr>
-              <w:jc w:val="right"/>
-            </w:pPr>
-            <w:r>
-              <w:rPr>
-                <w:rFonts w:ascii="Calibri" w:hAnsi="Calibri"/>
-                <w:sz w:val="18"/>
-              </w:rPr>
-              <w:t>9,518</w:t>
-            </w:r>
-          </w:p>
-        </w:tc>
-        <w:tc>
-          <w:tcPr>
-            <w:tcW w:type="dxa" w:w="1987"/>
-          </w:tcPr>
-          <w:p>
-            <w:pPr>
-              <w:jc w:val="right"/>
-            </w:pPr>
-            <w:r>
-              <w:rPr>
-                <w:rFonts w:ascii="Calibri" w:hAnsi="Calibri"/>
-                <w:sz w:val="18"/>
-              </w:rPr>
-              <w:t>23.4</w:t>
-            </w:r>
-          </w:p>
-        </w:tc>
-        <w:tc>
-          <w:tcPr>
-            <w:tcW w:type="dxa" w:w="1987"/>
-          </w:tcPr>
-          <w:p>
-            <w:pPr>
-              <w:jc w:val="right"/>
-            </w:pPr>
-            <w:r>
-              <w:rPr>
-                <w:rFonts w:ascii="Calibri" w:hAnsi="Calibri"/>
-                <w:sz w:val="18"/>
-              </w:rPr>
-              <w:t>0.062</w:t>
-            </w:r>
-          </w:p>
-        </w:tc>
-        <w:tc>
-          <w:tcPr>
-            <w:tcW w:type="dxa" w:w="1987"/>
-          </w:tcPr>
-          <w:p>
-            <w:pPr>
-              <w:jc w:val="right"/>
-            </w:pPr>
-            <w:r>
-              <w:rPr>
-                <w:rFonts w:ascii="Calibri" w:hAnsi="Calibri"/>
-                <w:sz w:val="18"/>
-              </w:rPr>
-              <w:t>594</w:t>
-            </w:r>
-          </w:p>
-        </w:tc>
-      </w:tr>
-      <w:tr>
-        <w:tc>
-          <w:tcPr>
-            <w:tcW w:type="dxa" w:w="1987"/>
-          </w:tcPr>
-          <w:p>
-            <w:r>
-              <w:rPr>
-                <w:rFonts w:ascii="Calibri" w:hAnsi="Calibri"/>
-                <w:sz w:val="18"/>
-              </w:rPr>
-              <w:t>Outpatient and ambulatory care</w:t>
-            </w:r>
-          </w:p>
-        </w:tc>
-        <w:tc>
-          <w:tcPr>
-            <w:tcW w:type="dxa" w:w="1987"/>
-          </w:tcPr>
-          <w:p>
-            <w:pPr>
-              <w:jc w:val="right"/>
-            </w:pPr>
-            <w:r>
-              <w:rPr>
-                <w:rFonts w:ascii="Calibri" w:hAnsi="Calibri"/>
-                <w:sz w:val="18"/>
-              </w:rPr>
-              <w:t>7,410</w:t>
-            </w:r>
-          </w:p>
-        </w:tc>
-        <w:tc>
-          <w:tcPr>
-            <w:tcW w:type="dxa" w:w="1987"/>
-          </w:tcPr>
-          <w:p>
-            <w:pPr>
-              <w:jc w:val="right"/>
-            </w:pPr>
-            <w:r>
-              <w:rPr>
-                <w:rFonts w:ascii="Calibri" w:hAnsi="Calibri"/>
-                <w:sz w:val="18"/>
-              </w:rPr>
-              <w:t>18.3</w:t>
-            </w:r>
-          </w:p>
-        </w:tc>
-        <w:tc>
-          <w:tcPr>
-            <w:tcW w:type="dxa" w:w="1987"/>
-          </w:tcPr>
-          <w:p>
-            <w:pPr>
-              <w:jc w:val="right"/>
-            </w:pPr>
-            <w:r>
-              <w:rPr>
-                <w:rFonts w:ascii="Calibri" w:hAnsi="Calibri"/>
-                <w:sz w:val="18"/>
-              </w:rPr>
-              <w:t>0.062</w:t>
-            </w:r>
-          </w:p>
-        </w:tc>
-        <w:tc>
-          <w:tcPr>
-            <w:tcW w:type="dxa" w:w="1987"/>
-          </w:tcPr>
-          <w:p>
-            <w:pPr>
-              <w:jc w:val="right"/>
-            </w:pPr>
-            <w:r>
-              <w:rPr>
-                <w:rFonts w:ascii="Calibri" w:hAnsi="Calibri"/>
-                <w:sz w:val="18"/>
-              </w:rPr>
-              <w:t>463</w:t>
-            </w:r>
-          </w:p>
-        </w:tc>
-      </w:tr>
-      <w:tr>
-        <w:tc>
-          <w:tcPr>
-            <w:tcW w:type="dxa" w:w="1987"/>
-          </w:tcPr>
-          <w:p>
-            <w:r>
-              <w:rPr>
-                <w:rFonts w:ascii="Calibri" w:hAnsi="Calibri"/>
-                <w:sz w:val="18"/>
-              </w:rPr>
-              <w:t>Pharmaceuticals</w:t>
-            </w:r>
-          </w:p>
-        </w:tc>
-        <w:tc>
-          <w:tcPr>
-            <w:tcW w:type="dxa" w:w="1987"/>
-          </w:tcPr>
-          <w:p>
-            <w:pPr>
-              <w:jc w:val="right"/>
-            </w:pPr>
-            <w:r>
-              <w:rPr>
-                <w:rFonts w:ascii="Calibri" w:hAnsi="Calibri"/>
-                <w:sz w:val="18"/>
-              </w:rPr>
-              <w:t>1,950</w:t>
-            </w:r>
-          </w:p>
-        </w:tc>
-        <w:tc>
-          <w:tcPr>
-            <w:tcW w:type="dxa" w:w="1987"/>
-          </w:tcPr>
-          <w:p>
-            <w:pPr>
-              <w:jc w:val="right"/>
-            </w:pPr>
-            <w:r>
-              <w:rPr>
-                <w:rFonts w:ascii="Calibri" w:hAnsi="Calibri"/>
-                <w:sz w:val="18"/>
-              </w:rPr>
-              <w:t>4.8</w:t>
-            </w:r>
-          </w:p>
-        </w:tc>
-        <w:tc>
-          <w:tcPr>
-            <w:tcW w:type="dxa" w:w="1987"/>
-          </w:tcPr>
-          <w:p>
-            <w:pPr>
-              <w:jc w:val="right"/>
-            </w:pPr>
-            <w:r>
-              <w:rPr>
-                <w:rFonts w:ascii="Calibri" w:hAnsi="Calibri"/>
-                <w:sz w:val="18"/>
-              </w:rPr>
-              <w:t>0.739</w:t>
-            </w:r>
-          </w:p>
-        </w:tc>
-        <w:tc>
-          <w:tcPr>
-            <w:tcW w:type="dxa" w:w="1987"/>
-          </w:tcPr>
-          <w:p>
-            <w:pPr>
-              <w:jc w:val="right"/>
-            </w:pPr>
-            <w:r>
-              <w:rPr>
-                <w:rFonts w:ascii="Calibri" w:hAnsi="Calibri"/>
-                <w:sz w:val="18"/>
-              </w:rPr>
-              <w:t>1,441</w:t>
-            </w:r>
-          </w:p>
-        </w:tc>
-      </w:tr>
-      <w:tr>
-        <w:tc>
-          <w:tcPr>
-            <w:tcW w:type="dxa" w:w="1987"/>
-          </w:tcPr>
-          <w:p>
-            <w:r>
-              <w:rPr>
-                <w:rFonts w:ascii="Calibri" w:hAnsi="Calibri"/>
-                <w:sz w:val="18"/>
-              </w:rPr>
-              <w:t>Medical appliances</w:t>
-            </w:r>
-          </w:p>
-        </w:tc>
-        <w:tc>
-          <w:tcPr>
-            <w:tcW w:type="dxa" w:w="1987"/>
-          </w:tcPr>
-          <w:p>
-            <w:pPr>
-              <w:jc w:val="right"/>
-            </w:pPr>
-            <w:r>
-              <w:rPr>
-                <w:rFonts w:ascii="Calibri" w:hAnsi="Calibri"/>
-                <w:sz w:val="18"/>
-              </w:rPr>
-              <w:t>1,094</w:t>
-            </w:r>
-          </w:p>
-        </w:tc>
-        <w:tc>
-          <w:tcPr>
-            <w:tcW w:type="dxa" w:w="1987"/>
-          </w:tcPr>
-          <w:p>
-            <w:pPr>
-              <w:jc w:val="right"/>
-            </w:pPr>
-            <w:r>
-              <w:rPr>
-                <w:rFonts w:ascii="Calibri" w:hAnsi="Calibri"/>
-                <w:sz w:val="18"/>
-              </w:rPr>
-              <w:t>2.7</w:t>
-            </w:r>
-          </w:p>
-        </w:tc>
-        <w:tc>
-          <w:tcPr>
-            <w:tcW w:type="dxa" w:w="1987"/>
-          </w:tcPr>
-          <w:p>
-            <w:pPr>
-              <w:jc w:val="right"/>
-            </w:pPr>
-            <w:r>
-              <w:rPr>
-                <w:rFonts w:ascii="Calibri" w:hAnsi="Calibri"/>
-                <w:sz w:val="18"/>
-              </w:rPr>
-              <w:t>0.144</w:t>
-            </w:r>
-          </w:p>
-        </w:tc>
-        <w:tc>
-          <w:tcPr>
-            <w:tcW w:type="dxa" w:w="1987"/>
-          </w:tcPr>
-          <w:p>
-            <w:pPr>
-              <w:jc w:val="right"/>
-            </w:pPr>
-            <w:r>
-              <w:rPr>
-                <w:rFonts w:ascii="Calibri" w:hAnsi="Calibri"/>
-                <w:sz w:val="18"/>
-              </w:rPr>
-              <w:t>157</w:t>
-            </w:r>
-          </w:p>
-        </w:tc>
-      </w:tr>
-    </w:tbl>
-    <w:p>
-      <w:r>
-        <w:rPr>
-          <w:color w:val="253331"/>
-          <w:sz w:val="18"/>
-        </w:rPr>
-        <w:t>Note. Five functions carry only three distinct intensities, because EXIOBASE has a single health and social work industry and the split is made by an output-prorated concordance after Malik et al. (2018). The services, pharmaceuticals and appliances distinction is a genuine intensity finding; the ordering within the three service functions carries no supply-chain information and should not be quoted as though it did. Genuine per-function recipes need the Danish 117-industry table.</w:t>
-      </w:r>
-    </w:p>
-    <w:p>
-      <w:r>
-        <w:rPr>
-          <w:color w:val="6B7F7B"/>
-          <w:sz w:val="17"/>
-        </w:rPr>
-        <w:t>Source. 17_health_subsectors/footprint_by_health_function.csv</w:t>
       </w:r>
     </w:p>
     <w:p/>
